--- a/Отчет/Проектирование игры.docx
+++ b/Отчет/Проектирование игры.docx
@@ -1,6 +1,6 @@
 
 <file path=word/document.xml><?xml version="1.0" encoding="utf-8"?>
-<w:document xmlns:wpc="http://schemas.microsoft.com/office/word/2010/wordprocessingCanvas" xmlns:cx="http://schemas.microsoft.com/office/drawing/2014/chartex" xmlns:cx1="http://schemas.microsoft.com/office/drawing/2015/9/8/chartex" xmlns:mc="http://schemas.openxmlformats.org/markup-compatibility/2006" xmlns:o="urn:schemas-microsoft-com:office:office" xmlns:r="http://schemas.openxmlformats.org/officeDocument/2006/relationships" xmlns:m="http://schemas.openxmlformats.org/officeDocument/2006/math" xmlns:v="urn:schemas-microsoft-com:vml" xmlns:wp14="http://schemas.microsoft.com/office/word/2010/wordprocessingDrawing" xmlns:wp="http://schemas.openxmlformats.org/drawingml/2006/wordprocessingDrawing" xmlns:w10="urn:schemas-microsoft-com:office:word" xmlns:w="http://schemas.openxmlformats.org/wordprocessingml/2006/main" xmlns:w14="http://schemas.microsoft.com/office/word/2010/wordml" xmlns:w15="http://schemas.microsoft.com/office/word/2012/wordml" xmlns:w16se="http://schemas.microsoft.com/office/word/2015/wordml/symex" xmlns:wpg="http://schemas.microsoft.com/office/word/2010/wordprocessingGroup" xmlns:wpi="http://schemas.microsoft.com/office/word/2010/wordprocessingInk" xmlns:wne="http://schemas.microsoft.com/office/word/2006/wordml" xmlns:wps="http://schemas.microsoft.com/office/word/2010/wordprocessingShape" mc:Ignorable="w14 w15 w16se wp14">
+<w:document xmlns:wpc="http://schemas.microsoft.com/office/word/2010/wordprocessingCanvas" xmlns:cx="http://schemas.microsoft.com/office/drawing/2014/chartex" xmlns:cx1="http://schemas.microsoft.com/office/drawing/2015/9/8/chartex" xmlns:cx2="http://schemas.microsoft.com/office/drawing/2015/10/21/chartex" xmlns:cx3="http://schemas.microsoft.com/office/drawing/2016/5/9/chartex" xmlns:cx4="http://schemas.microsoft.com/office/drawing/2016/5/10/chartex" xmlns:cx5="http://schemas.microsoft.com/office/drawing/2016/5/11/chartex" xmlns:cx6="http://schemas.microsoft.com/office/drawing/2016/5/12/chartex" xmlns:cx7="http://schemas.microsoft.com/office/drawing/2016/5/13/chartex" xmlns:cx8="http://schemas.microsoft.com/office/drawing/2016/5/14/chartex" xmlns:mc="http://schemas.openxmlformats.org/markup-compatibility/2006" xmlns:aink="http://schemas.microsoft.com/office/drawing/2016/ink" xmlns:am3d="http://schemas.microsoft.com/office/drawing/2017/model3d" xmlns:o="urn:schemas-microsoft-com:office:office" xmlns:r="http://schemas.openxmlformats.org/officeDocument/2006/relationships" xmlns:m="http://schemas.openxmlformats.org/officeDocument/2006/math" xmlns:v="urn:schemas-microsoft-com:vml" xmlns:wp14="http://schemas.microsoft.com/office/word/2010/wordprocessingDrawing" xmlns:wp="http://schemas.openxmlformats.org/drawingml/2006/wordprocessingDrawing" xmlns:w10="urn:schemas-microsoft-com:office:word" xmlns:w="http://schemas.openxmlformats.org/wordprocessingml/2006/main" xmlns:w14="http://schemas.microsoft.com/office/word/2010/wordml" xmlns:w15="http://schemas.microsoft.com/office/word/2012/wordml" xmlns:w16cex="http://schemas.microsoft.com/office/word/2018/wordml/cex" xmlns:w16cid="http://schemas.microsoft.com/office/word/2016/wordml/cid" xmlns:w16="http://schemas.microsoft.com/office/word/2018/wordml" xmlns:w16sdtdh="http://schemas.microsoft.com/office/word/2020/wordml/sdtdatahash" xmlns:w16se="http://schemas.microsoft.com/office/word/2015/wordml/symex" xmlns:wpg="http://schemas.microsoft.com/office/word/2010/wordprocessingGroup" xmlns:wpi="http://schemas.microsoft.com/office/word/2010/wordprocessingInk" xmlns:wne="http://schemas.microsoft.com/office/word/2006/wordml" xmlns:wps="http://schemas.microsoft.com/office/word/2010/wordprocessingShape" mc:Ignorable="w14 w15 w16se w16cid w16 w16cex w16sdtdh wp14">
   <w:body>
     <w:tbl>
       <w:tblPr>
@@ -110,7 +110,7 @@
                 <w:lang w:eastAsia="ru-RU"/>
               </w:rPr>
               <w:drawing>
-                <wp:anchor distT="0" distB="0" distL="114300" distR="114300" simplePos="0" relativeHeight="251659264" behindDoc="0" locked="0" layoutInCell="1" allowOverlap="1" wp14:anchorId="0CF77C48" wp14:editId="0D677FAC">
+                <wp:anchor distT="0" distB="0" distL="114300" distR="114300" simplePos="0" relativeHeight="251659264" behindDoc="0" locked="0" layoutInCell="1" allowOverlap="1" wp14:anchorId="60F4BBE5" wp14:editId="27D93767">
                   <wp:simplePos x="0" y="0"/>
                   <wp:positionH relativeFrom="column">
                     <wp:posOffset>1152377</wp:posOffset>
@@ -349,27 +349,7 @@
                 <w:snapToGrid w:val="0"/>
                 <w:szCs w:val="28"/>
               </w:rPr>
-              <w:t xml:space="preserve">Институт </w:t>
-            </w:r>
-            <w:proofErr w:type="spellStart"/>
-            <w:r>
-              <w:rPr>
-                <w:rFonts w:eastAsia="Times New Roman"/>
-                <w:b/>
-                <w:snapToGrid w:val="0"/>
-                <w:szCs w:val="28"/>
-              </w:rPr>
-              <w:t>кибербезопасности</w:t>
-            </w:r>
-            <w:proofErr w:type="spellEnd"/>
-            <w:r>
-              <w:rPr>
-                <w:rFonts w:eastAsia="Times New Roman"/>
-                <w:b/>
-                <w:snapToGrid w:val="0"/>
-                <w:szCs w:val="28"/>
-              </w:rPr>
-              <w:t xml:space="preserve"> и цифровых технологий</w:t>
+              <w:t>Институт кибербезопасности и цифровых технологий</w:t>
             </w:r>
           </w:p>
         </w:tc>
@@ -636,25 +616,7 @@
           <w:snapToGrid w:val="0"/>
           <w:szCs w:val="20"/>
         </w:rPr>
-        <w:t>БСБО-4</w:t>
-      </w:r>
-      <w:r>
-        <w:rPr>
-          <w:rFonts w:eastAsia="Times New Roman"/>
-          <w:noProof/>
-          <w:snapToGrid w:val="0"/>
-          <w:szCs w:val="20"/>
-        </w:rPr>
-        <w:t>3</w:t>
-      </w:r>
-      <w:r>
-        <w:rPr>
-          <w:rFonts w:eastAsia="Times New Roman"/>
-          <w:noProof/>
-          <w:snapToGrid w:val="0"/>
-          <w:szCs w:val="20"/>
-        </w:rPr>
-        <w:t>-24</w:t>
+        <w:t>БСБО-43-24</w:t>
       </w:r>
     </w:p>
     <w:p>
@@ -829,22 +791,8 @@
     <w:p>
       <w:pPr>
         <w:widowControl w:val="0"/>
-        <w:tabs>
-          <w:tab w:val="left" w:pos="196"/>
-        </w:tabs>
-        <w:jc w:val="center"/>
-        <w:rPr>
-          <w:rFonts w:eastAsia="Times New Roman"/>
-          <w:noProof/>
-          <w:snapToGrid w:val="0"/>
-          <w:szCs w:val="20"/>
-        </w:rPr>
-      </w:pPr>
-    </w:p>
-    <w:p>
-      <w:pPr>
-        <w:widowControl w:val="0"/>
         <w:spacing w:before="120"/>
+        <w:ind w:firstLine="0"/>
         <w:jc w:val="center"/>
         <w:rPr>
           <w:rFonts w:eastAsia="Times New Roman"/>
@@ -871,7 +819,6 @@
           <w:snapToGrid w:val="0"/>
           <w:szCs w:val="20"/>
         </w:rPr>
-        <w:lastRenderedPageBreak/>
         <w:t>Москва, 202</w:t>
       </w:r>
       <w:r>
@@ -899,6 +846,12 @@
     </w:p>
     <w:sdt>
       <w:sdtPr>
+        <w:rPr>
+          <w:rFonts w:eastAsiaTheme="minorHAnsi" w:cstheme="minorBidi"/>
+          <w:b w:val="0"/>
+          <w:szCs w:val="22"/>
+          <w:lang w:eastAsia="en-US"/>
+        </w:rPr>
         <w:id w:val="-1166003605"/>
         <w:docPartObj>
           <w:docPartGallery w:val="Table of Contents"/>
@@ -907,10 +860,7 @@
       </w:sdtPr>
       <w:sdtEndPr>
         <w:rPr>
-          <w:rFonts w:eastAsiaTheme="minorHAnsi" w:cstheme="minorBidi"/>
           <w:bCs/>
-          <w:szCs w:val="22"/>
-          <w:lang w:eastAsia="en-US"/>
         </w:rPr>
       </w:sdtEndPr>
       <w:sdtContent>
@@ -1172,6 +1122,7 @@
     </w:p>
     <w:p>
       <w:pPr>
+        <w:ind w:firstLine="0"/>
         <w:rPr>
           <w:rFonts w:eastAsia="Times New Roman"/>
           <w:b/>
@@ -1181,17 +1132,6 @@
           <w:szCs w:val="20"/>
         </w:rPr>
       </w:pPr>
-      <w:r>
-        <w:rPr>
-          <w:rFonts w:eastAsia="Times New Roman"/>
-          <w:b/>
-          <w:bCs/>
-          <w:noProof/>
-          <w:snapToGrid w:val="0"/>
-          <w:szCs w:val="20"/>
-        </w:rPr>
-        <w:br w:type="page"/>
-      </w:r>
     </w:p>
     <w:p>
       <w:pPr>
@@ -1369,23 +1309,7 @@
         <w:t>Жанр и концепция.</w:t>
       </w:r>
       <w:r>
-        <w:t xml:space="preserve"> Определи, какой жанр тебе ближе (например, </w:t>
-      </w:r>
-      <w:proofErr w:type="spellStart"/>
-      <w:r>
-        <w:t>слэшер</w:t>
-      </w:r>
-      <w:proofErr w:type="spellEnd"/>
-      <w:r>
-        <w:t xml:space="preserve"> или </w:t>
-      </w:r>
-      <w:proofErr w:type="spellStart"/>
-      <w:r>
-        <w:t>шутер</w:t>
-      </w:r>
-      <w:proofErr w:type="spellEnd"/>
-      <w:r>
-        <w:t xml:space="preserve">), исходя из личных интересов и опыта. Четкое понимание жанра поможет выбрать стиль, </w:t>
+        <w:t xml:space="preserve"> Определи, какой жанр тебе ближе (например, слэшер или шутер), исходя из личных интересов и опыта. Четкое понимание жанра поможет выбрать стиль, </w:t>
       </w:r>
       <w:r>
         <w:t>настроение и целевую аудиторию.</w:t>
@@ -1399,15 +1323,7 @@
         <w:t>Определение цели игры.</w:t>
       </w:r>
       <w:r>
-        <w:t xml:space="preserve"> Сформулируй простое, но емкое описание задачи или же цели для игрока. Это может быть прохождение уровней, выполнение </w:t>
-      </w:r>
-      <w:proofErr w:type="spellStart"/>
-      <w:r>
-        <w:t>квестов</w:t>
-      </w:r>
-      <w:proofErr w:type="spellEnd"/>
-      <w:r>
-        <w:t xml:space="preserve"> или выживание в боевых условиях. Цель определяет набор механик. </w:t>
+        <w:t xml:space="preserve"> Сформулируй простое, но емкое описание задачи или же цели для игрока. Это может быть прохождение уровней, выполнение квестов или выживание в боевых условиях. Цель определяет набор механик. </w:t>
       </w:r>
     </w:p>
     <w:p>
@@ -1415,32 +1331,10 @@
         <w:rPr>
           <w:b/>
         </w:rPr>
-        <w:t xml:space="preserve">Анализ </w:t>
-      </w:r>
-      <w:proofErr w:type="spellStart"/>
-      <w:r>
-        <w:rPr>
-          <w:b/>
-        </w:rPr>
-        <w:t>референсов</w:t>
-      </w:r>
-      <w:proofErr w:type="spellEnd"/>
-      <w:r>
-        <w:rPr>
-          <w:b/>
-        </w:rPr>
-        <w:t>.</w:t>
-      </w:r>
-      <w:r>
-        <w:t xml:space="preserve"> Не копируй чужой дизайн, а анализируй структуру и особенности уже существующих проектов. Обращай внимание на масштаб, баланс и способы вовлечения игрока. Рекомендуется сконцентрироваться на небольших </w:t>
-      </w:r>
-      <w:proofErr w:type="spellStart"/>
-      <w:r>
-        <w:t>инди</w:t>
-      </w:r>
-      <w:proofErr w:type="spellEnd"/>
-      <w:r>
-        <w:t xml:space="preserve"> проектах.</w:t>
+        <w:t>Анализ референсов.</w:t>
+      </w:r>
+      <w:r>
+        <w:t xml:space="preserve"> Не копируй чужой дизайн, а анализируй структуру и особенности уже существующих проектов. Обращай внимание на масштаб, баланс и способы вовлечения игрока. Рекомендуется сконцентрироваться на небольших инди проектах.</w:t>
       </w:r>
     </w:p>
     <w:p>
@@ -1452,106 +1346,40 @@
         <w:t>Механики игры.</w:t>
       </w:r>
       <w:r>
-        <w:t xml:space="preserve"> Механика — это некий набор правил, элементов </w:t>
+        <w:t xml:space="preserve"> Механика — это некий набор правил, элементов геймплея и взаимодействий между игроком и игровым миром, который используется для достижения целей игры. Выдели базовые правила, элементы геймплея и взаимодействия игрока с миром.</w:t>
+      </w:r>
+    </w:p>
+    <w:p>
+      <w:r>
+        <w:t xml:space="preserve">Например, для прохождения уровня требуется решить загадку, но этому могут помешать враги. Т.е. для прохождения нужно сначала победить всех врагов на карте, а затем решать головоломку. Подобная механика является комбинацией двух уже существующих механик - </w:t>
       </w:r>
       <w:proofErr w:type="spellStart"/>
       <w:r>
-        <w:t>геймплея</w:t>
+        <w:t>головомка</w:t>
       </w:r>
       <w:proofErr w:type="spellEnd"/>
       <w:r>
-        <w:t xml:space="preserve"> и взаимодействий между игроком и игровым миром, который используется для достижения целей игры. Выдели базовые правила, элементы </w:t>
+        <w:t xml:space="preserve"> и шутер. Также важно определить, какие навыки и инструменты игроки будут использовать для достижения этих целей, например, управление персонажем, сбор ресурсов, использование оружия, магии, решение задач и т.д. Важно, чтобы механики 1 игры были интересны и уникальны, но также понятны и доступны для игроков всех уровней. Игровой цикл. Игра должна включать все ключевые этапы: стартовое меню, начало сессии, основное прохождение, завершение уровня/сессии и возможность рестарта. Важно, чтобы логика была кольцевой и допускала итерации. Игровые правила. Опиши систему правил: как игрок управляет персонажем, как работает оружие, когда активируются особые возможности. Мотивация игрока. Продумай систему мотивации: какие бонусы, достижения или награды будут стимулировать игрока возвращаться в игру и стремиться к лучшему результату. К примеру: сбор игровых монет, на которые в дальнейшем можно будет открыть новое оружие. Мотивация игрока является важной составляющей любой игры. Разработчики должны продумать игру таким образом, чтобы пользователь возвращался в игру, старался пройти уровень за минимальное время, отыскав все тайники, собрав все ресурсы и т.д. Это позволяет сделать игру более интересной и динамичной. «Геймплей — набор действий, которые игрок выполняет во время игры». «Мы определяем геймплей как совокупность задач, которые игра ставит перед игроком, и как действия, которые игрок может выполнять в игре». «[Геймплей] — это одна или несколько комбинаций задач, стоящих перед игроком в пространстве-симуляции и имеющих между собой </w:t>
       </w:r>
       <w:proofErr w:type="spellStart"/>
       <w:r>
-        <w:t>геймплея</w:t>
+        <w:t>причинно</w:t>
       </w:r>
       <w:proofErr w:type="spellEnd"/>
       <w:r>
-        <w:t xml:space="preserve"> и взаимодействия игрока с миром.</w:t>
-      </w:r>
-    </w:p>
-    <w:p>
-      <w:bookmarkStart w:id="3" w:name="_GoBack"/>
-      <w:bookmarkEnd w:id="3"/>
-      <w:r>
-        <w:t xml:space="preserve">Например, для прохождения уровня требуется решить загадку, но этому могут помешать враги. Т.е. для прохождения нужно сначала победить всех врагов на карте, а затем решать головоломку. Подобная механика является комбинацией двух уже существующих механик - </w:t>
+        <w:t xml:space="preserve"> следственные связи». </w:t>
+      </w:r>
+      <w:r>
+        <w:lastRenderedPageBreak/>
+        <w:t xml:space="preserve">«Геймплей — это степень и характер интерактивности, которую включает в себя игра. То есть то, как игроки могут взаимодействовать с игровым миром, и реакция игрового мира на выбор, сделанный игроками». 2 Прототип интерфейса. Создай эскизы или макеты (например, в </w:t>
       </w:r>
       <w:proofErr w:type="spellStart"/>
       <w:r>
-        <w:t>головомка</w:t>
+        <w:t>Figma</w:t>
       </w:r>
       <w:proofErr w:type="spellEnd"/>
       <w:r>
-        <w:t xml:space="preserve"> и </w:t>
-      </w:r>
-      <w:proofErr w:type="spellStart"/>
-      <w:r>
-        <w:t>шутер</w:t>
-      </w:r>
-      <w:proofErr w:type="spellEnd"/>
-      <w:r>
-        <w:t>. Также важно определить, какие навыки и инструменты игроки будут использовать для достижения этих целей, например, управление персонажем, сбор ресурсов, использование оружия, магии, решение задач и т.д. Важно, чтобы механики 1 игры были интересны и уникальны, но также понятны и доступны для игроков всех уровней. Игровой цикл. Игра должна включать все ключевые этапы: стартовое меню, начало сессии, основное прохождение, завершение уровня/сессии и возможность рестарта. Важно, чтобы логика была кольцевой и допускала итерации. Игровые правила. Опиши систему правил: как игрок управляет персонажем, как работает оружие, когда активируются особые возможности. Мотивация игрока. Продумай систему мотивации: какие бонусы, достижения или награды будут стимулировать игрока возвращаться в игру и стремиться к лучшему результату. К примеру: сбор игровых монет, на которые в дальнейшем можно будет открыть новое оружие. Мотивация игрока является важной составляющей любой игры. Разработчики должны продумать игру таким образом, чтобы пользователь возвращался в игру, старался пройти уровень за минимальное время, отыскав все тайники, собрав все ресурсы и т.д. Это позволяет сделать игру более интересной и динамичной. «</w:t>
-      </w:r>
-      <w:proofErr w:type="spellStart"/>
-      <w:r>
-        <w:t>Геймплей</w:t>
-      </w:r>
-      <w:proofErr w:type="spellEnd"/>
-      <w:r>
-        <w:t xml:space="preserve"> — набор действий, которые игрок выполняет во время игры». «Мы определяем </w:t>
-      </w:r>
-      <w:proofErr w:type="spellStart"/>
-      <w:r>
-        <w:t>геймплей</w:t>
-      </w:r>
-      <w:proofErr w:type="spellEnd"/>
-      <w:r>
-        <w:t xml:space="preserve"> как совокупность задач, которые игра ставит перед игроком, и как действия, которые игрок может выполнять в игре». «[</w:t>
-      </w:r>
-      <w:proofErr w:type="spellStart"/>
-      <w:r>
-        <w:t>Геймплей</w:t>
-      </w:r>
-      <w:proofErr w:type="spellEnd"/>
-      <w:r>
-        <w:t xml:space="preserve">] — это одна или несколько комбинаций задач, стоящих перед игроком в пространстве-симуляции и имеющих между собой </w:t>
-      </w:r>
-      <w:proofErr w:type="spellStart"/>
-      <w:r>
-        <w:t>причинно</w:t>
-      </w:r>
-      <w:proofErr w:type="spellEnd"/>
-      <w:r>
-        <w:t xml:space="preserve"> следственные связи». </w:t>
-      </w:r>
-      <w:r>
-        <w:lastRenderedPageBreak/>
-        <w:t>«</w:t>
-      </w:r>
-      <w:proofErr w:type="spellStart"/>
-      <w:r>
-        <w:t>Геймплей</w:t>
-      </w:r>
-      <w:proofErr w:type="spellEnd"/>
-      <w:r>
-        <w:t xml:space="preserve"> — это степень и характер интерактивности, которую включает в себя игра. То есть то, как игроки могут взаимодействовать с игровым миром, и реакция игрового мира на выбор, сделанный игроками». 2 Прототип интерфейса. Создай эскизы или макеты (например, в </w:t>
-      </w:r>
-      <w:proofErr w:type="spellStart"/>
-      <w:r>
-        <w:t>Figma</w:t>
-      </w:r>
-      <w:proofErr w:type="spellEnd"/>
-      <w:r>
-        <w:t xml:space="preserve"> или </w:t>
-      </w:r>
-      <w:proofErr w:type="spellStart"/>
-      <w:r>
-        <w:t>Photoshop</w:t>
-      </w:r>
-      <w:proofErr w:type="spellEnd"/>
-      <w:r>
-        <w:t>) основных экранов: главное меню, HUD (жизни, броня, выбранное оружие, оставшееся время), экран загрузки и экран поражения. Интерфейс должен быть интуитивно понятным и соответствовать стилистике игры. Например, до начала основной игры, нашего пользователя должно приветствовать меню с кнопкой начала игры, настроек, либо же выхода из игры. После нажатия на кнопку начала игры, на экране игрока должно отображаться актуальное количество жизней, брони. Также его текущее оружие и количество патронов в нем. Если это же игра на время - оставшееся до конца игры время. Итог. После того, как завершено проектирование игры, будет получено представление о том, насколько интересна идея игры, и как ее можно улучшить, чтобы сделать ее более привлекательной для игроков. Основываясь на задумке, в дальнейшем можно разработать более детальный дизайн игры и начать работу над созданием полноценной игры.</w:t>
+        <w:t xml:space="preserve"> или Photoshop) основных экранов: главное меню, HUD (жизни, броня, выбранное оружие, оставшееся время), экран загрузки и экран поражения. Интерфейс должен быть интуитивно понятным и соответствовать стилистике игры. Например, до начала основной игры, нашего пользователя должно приветствовать меню с кнопкой начала игры, настроек, либо же выхода из игры. После нажатия на кнопку начала игры, на экране игрока должно отображаться актуальное количество жизней, брони. Также его текущее оружие и количество патронов в нем. Если это же игра на время - оставшееся до конца игры время. Итог. После того, как завершено проектирование игры, будет получено представление о том, насколько интересна идея игры, и как ее можно улучшить, чтобы сделать ее более привлекательной для игроков. Основываясь на задумке, в дальнейшем можно разработать более детальный дизайн игры и начать работу над созданием полноценной игры.</w:t>
       </w:r>
     </w:p>
     <w:sectPr>
@@ -1565,7 +1393,7 @@
 </file>
 
 <file path=word/endnotes.xml><?xml version="1.0" encoding="utf-8"?>
-<w:endnotes xmlns:wpc="http://schemas.microsoft.com/office/word/2010/wordprocessingCanvas" xmlns:cx="http://schemas.microsoft.com/office/drawing/2014/chartex" xmlns:cx1="http://schemas.microsoft.com/office/drawing/2015/9/8/chartex" xmlns:mc="http://schemas.openxmlformats.org/markup-compatibility/2006" xmlns:o="urn:schemas-microsoft-com:office:office" xmlns:r="http://schemas.openxmlformats.org/officeDocument/2006/relationships" xmlns:m="http://schemas.openxmlformats.org/officeDocument/2006/math" xmlns:v="urn:schemas-microsoft-com:vml" xmlns:wp14="http://schemas.microsoft.com/office/word/2010/wordprocessingDrawing" xmlns:wp="http://schemas.openxmlformats.org/drawingml/2006/wordprocessingDrawing" xmlns:w10="urn:schemas-microsoft-com:office:word" xmlns:w="http://schemas.openxmlformats.org/wordprocessingml/2006/main" xmlns:w14="http://schemas.microsoft.com/office/word/2010/wordml" xmlns:w15="http://schemas.microsoft.com/office/word/2012/wordml" xmlns:w16se="http://schemas.microsoft.com/office/word/2015/wordml/symex" xmlns:wpg="http://schemas.microsoft.com/office/word/2010/wordprocessingGroup" xmlns:wpi="http://schemas.microsoft.com/office/word/2010/wordprocessingInk" xmlns:wne="http://schemas.microsoft.com/office/word/2006/wordml" xmlns:wps="http://schemas.microsoft.com/office/word/2010/wordprocessingShape" mc:Ignorable="w14 w15 w16se wp14">
+<w:endnotes xmlns:wpc="http://schemas.microsoft.com/office/word/2010/wordprocessingCanvas" xmlns:cx="http://schemas.microsoft.com/office/drawing/2014/chartex" xmlns:cx1="http://schemas.microsoft.com/office/drawing/2015/9/8/chartex" xmlns:cx2="http://schemas.microsoft.com/office/drawing/2015/10/21/chartex" xmlns:cx3="http://schemas.microsoft.com/office/drawing/2016/5/9/chartex" xmlns:cx4="http://schemas.microsoft.com/office/drawing/2016/5/10/chartex" xmlns:cx5="http://schemas.microsoft.com/office/drawing/2016/5/11/chartex" xmlns:cx6="http://schemas.microsoft.com/office/drawing/2016/5/12/chartex" xmlns:cx7="http://schemas.microsoft.com/office/drawing/2016/5/13/chartex" xmlns:cx8="http://schemas.microsoft.com/office/drawing/2016/5/14/chartex" xmlns:mc="http://schemas.openxmlformats.org/markup-compatibility/2006" xmlns:aink="http://schemas.microsoft.com/office/drawing/2016/ink" xmlns:am3d="http://schemas.microsoft.com/office/drawing/2017/model3d" xmlns:o="urn:schemas-microsoft-com:office:office" xmlns:r="http://schemas.openxmlformats.org/officeDocument/2006/relationships" xmlns:m="http://schemas.openxmlformats.org/officeDocument/2006/math" xmlns:v="urn:schemas-microsoft-com:vml" xmlns:wp14="http://schemas.microsoft.com/office/word/2010/wordprocessingDrawing" xmlns:wp="http://schemas.openxmlformats.org/drawingml/2006/wordprocessingDrawing" xmlns:w10="urn:schemas-microsoft-com:office:word" xmlns:w="http://schemas.openxmlformats.org/wordprocessingml/2006/main" xmlns:w14="http://schemas.microsoft.com/office/word/2010/wordml" xmlns:w15="http://schemas.microsoft.com/office/word/2012/wordml" xmlns:w16cex="http://schemas.microsoft.com/office/word/2018/wordml/cex" xmlns:w16cid="http://schemas.microsoft.com/office/word/2016/wordml/cid" xmlns:w16="http://schemas.microsoft.com/office/word/2018/wordml" xmlns:w16sdtdh="http://schemas.microsoft.com/office/word/2020/wordml/sdtdatahash" xmlns:w16se="http://schemas.microsoft.com/office/word/2015/wordml/symex" xmlns:wpg="http://schemas.microsoft.com/office/word/2010/wordprocessingGroup" xmlns:wpi="http://schemas.microsoft.com/office/word/2010/wordprocessingInk" xmlns:wne="http://schemas.microsoft.com/office/word/2006/wordml" xmlns:wps="http://schemas.microsoft.com/office/word/2010/wordprocessingShape" mc:Ignorable="w14 w15 w16se w16cid w16 w16cex w16sdtdh wp14">
   <w:endnote w:type="separator" w:id="-1">
     <w:p>
       <w:pPr>
@@ -1590,7 +1418,7 @@
 </file>
 
 <file path=word/footer1.xml><?xml version="1.0" encoding="utf-8"?>
-<w:ftr xmlns:wpc="http://schemas.microsoft.com/office/word/2010/wordprocessingCanvas" xmlns:cx="http://schemas.microsoft.com/office/drawing/2014/chartex" xmlns:cx1="http://schemas.microsoft.com/office/drawing/2015/9/8/chartex" xmlns:mc="http://schemas.openxmlformats.org/markup-compatibility/2006" xmlns:o="urn:schemas-microsoft-com:office:office" xmlns:r="http://schemas.openxmlformats.org/officeDocument/2006/relationships" xmlns:m="http://schemas.openxmlformats.org/officeDocument/2006/math" xmlns:v="urn:schemas-microsoft-com:vml" xmlns:wp14="http://schemas.microsoft.com/office/word/2010/wordprocessingDrawing" xmlns:wp="http://schemas.openxmlformats.org/drawingml/2006/wordprocessingDrawing" xmlns:w10="urn:schemas-microsoft-com:office:word" xmlns:w="http://schemas.openxmlformats.org/wordprocessingml/2006/main" xmlns:w14="http://schemas.microsoft.com/office/word/2010/wordml" xmlns:w15="http://schemas.microsoft.com/office/word/2012/wordml" xmlns:w16se="http://schemas.microsoft.com/office/word/2015/wordml/symex" xmlns:wpg="http://schemas.microsoft.com/office/word/2010/wordprocessingGroup" xmlns:wpi="http://schemas.microsoft.com/office/word/2010/wordprocessingInk" xmlns:wne="http://schemas.microsoft.com/office/word/2006/wordml" xmlns:wps="http://schemas.microsoft.com/office/word/2010/wordprocessingShape" mc:Ignorable="w14 w15 w16se wp14">
+<w:ftr xmlns:wpc="http://schemas.microsoft.com/office/word/2010/wordprocessingCanvas" xmlns:cx="http://schemas.microsoft.com/office/drawing/2014/chartex" xmlns:cx1="http://schemas.microsoft.com/office/drawing/2015/9/8/chartex" xmlns:cx2="http://schemas.microsoft.com/office/drawing/2015/10/21/chartex" xmlns:cx3="http://schemas.microsoft.com/office/drawing/2016/5/9/chartex" xmlns:cx4="http://schemas.microsoft.com/office/drawing/2016/5/10/chartex" xmlns:cx5="http://schemas.microsoft.com/office/drawing/2016/5/11/chartex" xmlns:cx6="http://schemas.microsoft.com/office/drawing/2016/5/12/chartex" xmlns:cx7="http://schemas.microsoft.com/office/drawing/2016/5/13/chartex" xmlns:cx8="http://schemas.microsoft.com/office/drawing/2016/5/14/chartex" xmlns:mc="http://schemas.openxmlformats.org/markup-compatibility/2006" xmlns:aink="http://schemas.microsoft.com/office/drawing/2016/ink" xmlns:am3d="http://schemas.microsoft.com/office/drawing/2017/model3d" xmlns:o="urn:schemas-microsoft-com:office:office" xmlns:r="http://schemas.openxmlformats.org/officeDocument/2006/relationships" xmlns:m="http://schemas.openxmlformats.org/officeDocument/2006/math" xmlns:v="urn:schemas-microsoft-com:vml" xmlns:wp14="http://schemas.microsoft.com/office/word/2010/wordprocessingDrawing" xmlns:wp="http://schemas.openxmlformats.org/drawingml/2006/wordprocessingDrawing" xmlns:w10="urn:schemas-microsoft-com:office:word" xmlns:w="http://schemas.openxmlformats.org/wordprocessingml/2006/main" xmlns:w14="http://schemas.microsoft.com/office/word/2010/wordml" xmlns:w15="http://schemas.microsoft.com/office/word/2012/wordml" xmlns:w16cex="http://schemas.microsoft.com/office/word/2018/wordml/cex" xmlns:w16cid="http://schemas.microsoft.com/office/word/2016/wordml/cid" xmlns:w16="http://schemas.microsoft.com/office/word/2018/wordml" xmlns:w16sdtdh="http://schemas.microsoft.com/office/word/2020/wordml/sdtdatahash" xmlns:w16se="http://schemas.microsoft.com/office/word/2015/wordml/symex" xmlns:wpg="http://schemas.microsoft.com/office/word/2010/wordprocessingGroup" xmlns:wpi="http://schemas.microsoft.com/office/word/2010/wordprocessingInk" xmlns:wne="http://schemas.microsoft.com/office/word/2006/wordml" xmlns:wps="http://schemas.microsoft.com/office/word/2010/wordprocessingShape" mc:Ignorable="w14 w15 w16se w16cid w16 w16cex w16sdtdh wp14">
   <w:sdt>
     <w:sdtPr>
       <w:id w:val="2132125683"/>
@@ -1599,6 +1427,7 @@
         <w:docPartUnique/>
       </w:docPartObj>
     </w:sdtPr>
+    <w:sdtEndPr/>
     <w:sdtContent>
       <w:p>
         <w:pPr>
@@ -1617,7 +1446,7 @@
 </file>
 
 <file path=word/footnotes.xml><?xml version="1.0" encoding="utf-8"?>
-<w:footnotes xmlns:wpc="http://schemas.microsoft.com/office/word/2010/wordprocessingCanvas" xmlns:cx="http://schemas.microsoft.com/office/drawing/2014/chartex" xmlns:cx1="http://schemas.microsoft.com/office/drawing/2015/9/8/chartex" xmlns:mc="http://schemas.openxmlformats.org/markup-compatibility/2006" xmlns:o="urn:schemas-microsoft-com:office:office" xmlns:r="http://schemas.openxmlformats.org/officeDocument/2006/relationships" xmlns:m="http://schemas.openxmlformats.org/officeDocument/2006/math" xmlns:v="urn:schemas-microsoft-com:vml" xmlns:wp14="http://schemas.microsoft.com/office/word/2010/wordprocessingDrawing" xmlns:wp="http://schemas.openxmlformats.org/drawingml/2006/wordprocessingDrawing" xmlns:w10="urn:schemas-microsoft-com:office:word" xmlns:w="http://schemas.openxmlformats.org/wordprocessingml/2006/main" xmlns:w14="http://schemas.microsoft.com/office/word/2010/wordml" xmlns:w15="http://schemas.microsoft.com/office/word/2012/wordml" xmlns:w16se="http://schemas.microsoft.com/office/word/2015/wordml/symex" xmlns:wpg="http://schemas.microsoft.com/office/word/2010/wordprocessingGroup" xmlns:wpi="http://schemas.microsoft.com/office/word/2010/wordprocessingInk" xmlns:wne="http://schemas.microsoft.com/office/word/2006/wordml" xmlns:wps="http://schemas.microsoft.com/office/word/2010/wordprocessingShape" mc:Ignorable="w14 w15 w16se wp14">
+<w:footnotes xmlns:wpc="http://schemas.microsoft.com/office/word/2010/wordprocessingCanvas" xmlns:cx="http://schemas.microsoft.com/office/drawing/2014/chartex" xmlns:cx1="http://schemas.microsoft.com/office/drawing/2015/9/8/chartex" xmlns:cx2="http://schemas.microsoft.com/office/drawing/2015/10/21/chartex" xmlns:cx3="http://schemas.microsoft.com/office/drawing/2016/5/9/chartex" xmlns:cx4="http://schemas.microsoft.com/office/drawing/2016/5/10/chartex" xmlns:cx5="http://schemas.microsoft.com/office/drawing/2016/5/11/chartex" xmlns:cx6="http://schemas.microsoft.com/office/drawing/2016/5/12/chartex" xmlns:cx7="http://schemas.microsoft.com/office/drawing/2016/5/13/chartex" xmlns:cx8="http://schemas.microsoft.com/office/drawing/2016/5/14/chartex" xmlns:mc="http://schemas.openxmlformats.org/markup-compatibility/2006" xmlns:aink="http://schemas.microsoft.com/office/drawing/2016/ink" xmlns:am3d="http://schemas.microsoft.com/office/drawing/2017/model3d" xmlns:o="urn:schemas-microsoft-com:office:office" xmlns:r="http://schemas.openxmlformats.org/officeDocument/2006/relationships" xmlns:m="http://schemas.openxmlformats.org/officeDocument/2006/math" xmlns:v="urn:schemas-microsoft-com:vml" xmlns:wp14="http://schemas.microsoft.com/office/word/2010/wordprocessingDrawing" xmlns:wp="http://schemas.openxmlformats.org/drawingml/2006/wordprocessingDrawing" xmlns:w10="urn:schemas-microsoft-com:office:word" xmlns:w="http://schemas.openxmlformats.org/wordprocessingml/2006/main" xmlns:w14="http://schemas.microsoft.com/office/word/2010/wordml" xmlns:w15="http://schemas.microsoft.com/office/word/2012/wordml" xmlns:w16cex="http://schemas.microsoft.com/office/word/2018/wordml/cex" xmlns:w16cid="http://schemas.microsoft.com/office/word/2016/wordml/cid" xmlns:w16="http://schemas.microsoft.com/office/word/2018/wordml" xmlns:w16sdtdh="http://schemas.microsoft.com/office/word/2020/wordml/sdtdatahash" xmlns:w16se="http://schemas.microsoft.com/office/word/2015/wordml/symex" xmlns:wpg="http://schemas.microsoft.com/office/word/2010/wordprocessingGroup" xmlns:wpi="http://schemas.microsoft.com/office/word/2010/wordprocessingInk" xmlns:wne="http://schemas.microsoft.com/office/word/2006/wordml" xmlns:wps="http://schemas.microsoft.com/office/word/2010/wordprocessingShape" mc:Ignorable="w14 w15 w16se w16cid w16 w16cex w16sdtdh wp14">
   <w:footnote w:type="separator" w:id="-1">
     <w:p>
       <w:pPr>
@@ -1642,7 +1471,7 @@
 </file>
 
 <file path=word/numbering.xml><?xml version="1.0" encoding="utf-8"?>
-<w:numbering xmlns:wpc="http://schemas.microsoft.com/office/word/2010/wordprocessingCanvas" xmlns:cx="http://schemas.microsoft.com/office/drawing/2014/chartex" xmlns:cx1="http://schemas.microsoft.com/office/drawing/2015/9/8/chartex" xmlns:mc="http://schemas.openxmlformats.org/markup-compatibility/2006" xmlns:o="urn:schemas-microsoft-com:office:office" xmlns:r="http://schemas.openxmlformats.org/officeDocument/2006/relationships" xmlns:m="http://schemas.openxmlformats.org/officeDocument/2006/math" xmlns:v="urn:schemas-microsoft-com:vml" xmlns:wp14="http://schemas.microsoft.com/office/word/2010/wordprocessingDrawing" xmlns:wp="http://schemas.openxmlformats.org/drawingml/2006/wordprocessingDrawing" xmlns:w10="urn:schemas-microsoft-com:office:word" xmlns:w="http://schemas.openxmlformats.org/wordprocessingml/2006/main" xmlns:w14="http://schemas.microsoft.com/office/word/2010/wordml" xmlns:w15="http://schemas.microsoft.com/office/word/2012/wordml" xmlns:w16se="http://schemas.microsoft.com/office/word/2015/wordml/symex" xmlns:wpg="http://schemas.microsoft.com/office/word/2010/wordprocessingGroup" xmlns:wpi="http://schemas.microsoft.com/office/word/2010/wordprocessingInk" xmlns:wne="http://schemas.microsoft.com/office/word/2006/wordml" xmlns:wps="http://schemas.microsoft.com/office/word/2010/wordprocessingShape" mc:Ignorable="w14 w15 w16se wp14">
+<w:numbering xmlns:wpc="http://schemas.microsoft.com/office/word/2010/wordprocessingCanvas" xmlns:cx="http://schemas.microsoft.com/office/drawing/2014/chartex" xmlns:cx1="http://schemas.microsoft.com/office/drawing/2015/9/8/chartex" xmlns:cx2="http://schemas.microsoft.com/office/drawing/2015/10/21/chartex" xmlns:cx3="http://schemas.microsoft.com/office/drawing/2016/5/9/chartex" xmlns:cx4="http://schemas.microsoft.com/office/drawing/2016/5/10/chartex" xmlns:cx5="http://schemas.microsoft.com/office/drawing/2016/5/11/chartex" xmlns:cx6="http://schemas.microsoft.com/office/drawing/2016/5/12/chartex" xmlns:cx7="http://schemas.microsoft.com/office/drawing/2016/5/13/chartex" xmlns:cx8="http://schemas.microsoft.com/office/drawing/2016/5/14/chartex" xmlns:mc="http://schemas.openxmlformats.org/markup-compatibility/2006" xmlns:aink="http://schemas.microsoft.com/office/drawing/2016/ink" xmlns:am3d="http://schemas.microsoft.com/office/drawing/2017/model3d" xmlns:o="urn:schemas-microsoft-com:office:office" xmlns:r="http://schemas.openxmlformats.org/officeDocument/2006/relationships" xmlns:m="http://schemas.openxmlformats.org/officeDocument/2006/math" xmlns:v="urn:schemas-microsoft-com:vml" xmlns:wp14="http://schemas.microsoft.com/office/word/2010/wordprocessingDrawing" xmlns:wp="http://schemas.openxmlformats.org/drawingml/2006/wordprocessingDrawing" xmlns:w10="urn:schemas-microsoft-com:office:word" xmlns:w="http://schemas.openxmlformats.org/wordprocessingml/2006/main" xmlns:w14="http://schemas.microsoft.com/office/word/2010/wordml" xmlns:w15="http://schemas.microsoft.com/office/word/2012/wordml" xmlns:w16cex="http://schemas.microsoft.com/office/word/2018/wordml/cex" xmlns:w16cid="http://schemas.microsoft.com/office/word/2016/wordml/cid" xmlns:w16="http://schemas.microsoft.com/office/word/2018/wordml" xmlns:w16sdtdh="http://schemas.microsoft.com/office/word/2020/wordml/sdtdatahash" xmlns:w16se="http://schemas.microsoft.com/office/word/2015/wordml/symex" xmlns:wpg="http://schemas.microsoft.com/office/word/2010/wordprocessingGroup" xmlns:wpi="http://schemas.microsoft.com/office/word/2010/wordprocessingInk" xmlns:wne="http://schemas.microsoft.com/office/word/2006/wordml" xmlns:wps="http://schemas.microsoft.com/office/word/2010/wordprocessingShape" mc:Ignorable="w14 w15 w16se w16cid w16 w16cex w16sdtdh wp14">
   <w:abstractNum w:abstractNumId="0" w15:restartNumberingAfterBreak="0">
     <w:nsid w:val="6DA0686D"/>
     <w:multiLevelType w:val="hybridMultilevel"/>
@@ -1739,7 +1568,7 @@
 </file>
 
 <file path=word/styles.xml><?xml version="1.0" encoding="utf-8"?>
-<w:styles xmlns:mc="http://schemas.openxmlformats.org/markup-compatibility/2006" xmlns:r="http://schemas.openxmlformats.org/officeDocument/2006/relationships" xmlns:w="http://schemas.openxmlformats.org/wordprocessingml/2006/main" xmlns:w14="http://schemas.microsoft.com/office/word/2010/wordml" xmlns:w15="http://schemas.microsoft.com/office/word/2012/wordml" xmlns:w16se="http://schemas.microsoft.com/office/word/2015/wordml/symex" mc:Ignorable="w14 w15 w16se">
+<w:styles xmlns:mc="http://schemas.openxmlformats.org/markup-compatibility/2006" xmlns:r="http://schemas.openxmlformats.org/officeDocument/2006/relationships" xmlns:w="http://schemas.openxmlformats.org/wordprocessingml/2006/main" xmlns:w14="http://schemas.microsoft.com/office/word/2010/wordml" xmlns:w15="http://schemas.microsoft.com/office/word/2012/wordml" xmlns:w16cex="http://schemas.microsoft.com/office/word/2018/wordml/cex" xmlns:w16cid="http://schemas.microsoft.com/office/word/2016/wordml/cid" xmlns:w16="http://schemas.microsoft.com/office/word/2018/wordml" xmlns:w16sdtdh="http://schemas.microsoft.com/office/word/2020/wordml/sdtdatahash" xmlns:w16se="http://schemas.microsoft.com/office/word/2015/wordml/symex" mc:Ignorable="w14 w15 w16se w16cid w16 w16cex w16sdtdh">
   <w:docDefaults>
     <w:rPrDefault>
       <w:rPr>
@@ -1755,7 +1584,7 @@
       </w:pPr>
     </w:pPrDefault>
   </w:docDefaults>
-  <w:latentStyles w:defLockedState="0" w:defUIPriority="99" w:defSemiHidden="0" w:defUnhideWhenUsed="0" w:defQFormat="0" w:count="371">
+  <w:latentStyles w:defLockedState="0" w:defUIPriority="99" w:defSemiHidden="0" w:defUnhideWhenUsed="0" w:defQFormat="0" w:count="376">
     <w:lsdException w:name="Normal" w:uiPriority="0" w:qFormat="1"/>
     <w:lsdException w:name="heading 1" w:uiPriority="9" w:qFormat="1"/>
     <w:lsdException w:name="heading 2" w:semiHidden="1" w:uiPriority="9" w:unhideWhenUsed="1" w:qFormat="1"/>
@@ -1861,7 +1690,6 @@
     <w:lsdException w:name="HTML Sample" w:semiHidden="1" w:unhideWhenUsed="1"/>
     <w:lsdException w:name="HTML Typewriter" w:semiHidden="1" w:unhideWhenUsed="1"/>
     <w:lsdException w:name="HTML Variable" w:semiHidden="1" w:unhideWhenUsed="1"/>
-    <w:lsdException w:name="Normal Table" w:semiHidden="1" w:unhideWhenUsed="1"/>
     <w:lsdException w:name="annotation subject" w:semiHidden="1" w:unhideWhenUsed="1"/>
     <w:lsdException w:name="No List" w:semiHidden="1" w:unhideWhenUsed="1"/>
     <w:lsdException w:name="Outline List 1" w:semiHidden="1" w:unhideWhenUsed="1"/>
@@ -1904,11 +1732,8 @@
     <w:lsdException w:name="Table Contemporary" w:semiHidden="1" w:unhideWhenUsed="1"/>
     <w:lsdException w:name="Table Elegant" w:semiHidden="1" w:unhideWhenUsed="1"/>
     <w:lsdException w:name="Table Professional" w:semiHidden="1" w:unhideWhenUsed="1"/>
-    <w:lsdException w:name="Table Subtle 1" w:semiHidden="1" w:unhideWhenUsed="1"/>
     <w:lsdException w:name="Table Subtle 2" w:semiHidden="1" w:unhideWhenUsed="1"/>
     <w:lsdException w:name="Table Web 1" w:semiHidden="1" w:unhideWhenUsed="1"/>
-    <w:lsdException w:name="Table Web 2" w:semiHidden="1" w:unhideWhenUsed="1"/>
-    <w:lsdException w:name="Table Web 3" w:semiHidden="1" w:unhideWhenUsed="1"/>
     <w:lsdException w:name="Balloon Text" w:semiHidden="1" w:unhideWhenUsed="1"/>
     <w:lsdException w:name="Table Grid" w:uiPriority="39"/>
     <w:lsdException w:name="Table Theme" w:semiHidden="1" w:unhideWhenUsed="1"/>
@@ -2127,6 +1952,11 @@
     <w:lsdException w:name="List Table 5 Dark Accent 6" w:uiPriority="50"/>
     <w:lsdException w:name="List Table 6 Colorful Accent 6" w:uiPriority="51"/>
     <w:lsdException w:name="List Table 7 Colorful Accent 6" w:uiPriority="52"/>
+    <w:lsdException w:name="Mention" w:semiHidden="1" w:unhideWhenUsed="1"/>
+    <w:lsdException w:name="Smart Hyperlink" w:semiHidden="1" w:unhideWhenUsed="1"/>
+    <w:lsdException w:name="Hashtag" w:semiHidden="1" w:unhideWhenUsed="1"/>
+    <w:lsdException w:name="Unresolved Mention" w:semiHidden="1" w:unhideWhenUsed="1"/>
+    <w:lsdException w:name="Smart Link" w:semiHidden="1" w:unhideWhenUsed="1"/>
   </w:latentStyles>
   <w:style w:type="paragraph" w:default="1" w:styleId="a">
     <w:name w:val="Normal"/>
